--- a/documentation/beta_test/feedback_guide.docx
+++ b/documentation/beta_test/feedback_guide.docx
@@ -15,7 +15,7 @@
         <w:pStyle w:val="Subtitle"/>
       </w:pPr>
       <w:r>
-        <w:t xml:space="preserve">Beta Testing — How to Review the Tool and Send Feedback</w:t>
+        <w:t xml:space="preserve">Beta Testing, How to Review the Tool and Send Feedback</w:t>
       </w:r>
     </w:p>
     <w:p>
@@ -23,7 +23,7 @@
         <w:pStyle w:val="Author"/>
       </w:pPr>
       <w:r>
-        <w:t xml:space="preserve">CIAT / CGIAR Alliance — ClimateActionNetZero</w:t>
+        <w:t xml:space="preserve">CIAT / CGIAR Alliance, ClimateActionNetZero</w:t>
       </w:r>
     </w:p>
     <w:bookmarkStart w:id="18" w:name="Xf3e03862b7d0ad98d6ae81edd251eb587a4731b"/>
@@ -32,7 +32,7 @@
         <w:pStyle w:val="Heading1"/>
       </w:pPr>
       <w:r>
-        <w:t xml:space="preserve">Help us improve the tool — a 20-minute review</w:t>
+        <w:t xml:space="preserve">Help us improve the tool: a 20-minute review</w:t>
       </w:r>
     </w:p>
     <w:p>
@@ -66,7 +66,7 @@
         <w:t xml:space="preserve">20–30 minutes</w:t>
       </w:r>
       <w:r>
-        <w:t xml:space="preserve">. You don’t need to be an R user or install anything — the tool runs in your web browser.</w:t>
+        <w:t xml:space="preserve">. You don’t need to be an R user or install anything: the tool runs in your web browser.</w:t>
       </w:r>
     </w:p>
     <w:bookmarkStart w:id="9" w:name="what-youll-need"/>
@@ -119,10 +119,7 @@
         <w:t xml:space="preserve">beta_sample_inventory.xlsx</w:t>
       </w:r>
       <w:r>
-        <w:t xml:space="preserve"> </w:t>
-      </w:r>
-      <w:r>
-        <w:t xml:space="preserve">— a small practice dataset to load into the tool.</w:t>
+        <w:t xml:space="preserve">: a small practice dataset to load into the tool.</w:t>
       </w:r>
     </w:p>
     <w:p>
@@ -142,10 +139,7 @@
         <w:t xml:space="preserve">beta_feedback_template.xlsx</w:t>
       </w:r>
       <w:r>
-        <w:t xml:space="preserve"> </w:t>
-      </w:r>
-      <w:r>
-        <w:t xml:space="preserve">— the form where you write your feedback.</w:t>
+        <w:t xml:space="preserve">: the form where you write your feedback.</w:t>
       </w:r>
     </w:p>
     <w:p>
@@ -171,7 +165,7 @@
         <w:pStyle w:val="Heading2"/>
       </w:pPr>
       <w:r>
-        <w:t xml:space="preserve">Step 1 — Open the tool</w:t>
+        <w:t xml:space="preserve">Step 1: Open the tool</w:t>
       </w:r>
     </w:p>
     <w:p>
@@ -195,7 +189,7 @@
         </w:r>
       </w:hyperlink>
       <w:r>
-        <w:t xml:space="preserve">. The calculator opens straight away —</w:t>
+        <w:t xml:space="preserve">. The calculator opens straight away,</w:t>
       </w:r>
       <w:r>
         <w:t xml:space="preserve"> </w:t>
@@ -234,7 +228,7 @@
         <w:pStyle w:val="Heading2"/>
       </w:pPr>
       <w:r>
-        <w:t xml:space="preserve">Step 2 — Load the practice dataset</w:t>
+        <w:t xml:space="preserve">Step 2: Load the practice dataset</w:t>
       </w:r>
       <w:r>
         <w:t xml:space="preserve"> </w:t>
@@ -390,7 +384,7 @@
         <w:t xml:space="preserve"> </w:t>
       </w:r>
       <w:r>
-        <w:t xml:space="preserve">to include — start with all of them (enteric CH</w:t>
+        <w:t xml:space="preserve">to include: start with all of them (enteric CH</w:t>
       </w:r>
       <w:r>
         <w:rPr>
@@ -467,7 +461,7 @@
         <w:pStyle w:val="Heading2"/>
       </w:pPr>
       <w:r>
-        <w:t xml:space="preserve">Step 3 — Walk through the tabs</w:t>
+        <w:t xml:space="preserve">Step 3: Walk through the tabs</w:t>
       </w:r>
       <w:r>
         <w:t xml:space="preserve"> </w:t>
@@ -517,10 +511,7 @@
         <w:t xml:space="preserve">QA/QC</w:t>
       </w:r>
       <w:r>
-        <w:t xml:space="preserve"> </w:t>
-      </w:r>
-      <w:r>
-        <w:t xml:space="preserve">— the automatic data checks and any flags they raise.</w:t>
+        <w:t xml:space="preserve">: the automatic data checks and any flags they raise.</w:t>
       </w:r>
     </w:p>
     <w:p>
@@ -539,10 +530,7 @@
         <w:t xml:space="preserve">Uncertainty</w:t>
       </w:r>
       <w:r>
-        <w:t xml:space="preserve"> </w:t>
-      </w:r>
-      <w:r>
-        <w:t xml:space="preserve">— the ± ranges shown for each parameter.</w:t>
+        <w:t xml:space="preserve">: the ± ranges shown for each parameter.</w:t>
       </w:r>
     </w:p>
     <w:p>
@@ -561,10 +549,7 @@
         <w:t xml:space="preserve">Correlations</w:t>
       </w:r>
       <w:r>
-        <w:t xml:space="preserve"> </w:t>
-      </w:r>
-      <w:r>
-        <w:t xml:space="preserve">— how parameters move together (the practice file includes multi-year data, so this tab has something to display).</w:t>
+        <w:t xml:space="preserve">: how parameters move together (the practice file includes multi-year data, so this tab has something to display).</w:t>
       </w:r>
     </w:p>
     <w:p>
@@ -583,10 +568,7 @@
         <w:t xml:space="preserve">Simulate</w:t>
       </w:r>
       <w:r>
-        <w:t xml:space="preserve"> </w:t>
-      </w:r>
-      <w:r>
-        <w:t xml:space="preserve">— run the Monte Carlo simulation; look at the totals and the distribution chart.</w:t>
+        <w:t xml:space="preserve">: run the Monte Carlo simulation; look at the totals and the distribution chart.</w:t>
       </w:r>
     </w:p>
     <w:p>
@@ -605,10 +587,7 @@
         <w:t xml:space="preserve">Sensitivity</w:t>
       </w:r>
       <w:r>
-        <w:t xml:space="preserve"> </w:t>
-      </w:r>
-      <w:r>
-        <w:t xml:space="preserve">— which inputs drive most of the uncertainty (the tornado chart).</w:t>
+        <w:t xml:space="preserve">: which inputs drive most of the uncertainty (the tornado chart).</w:t>
       </w:r>
     </w:p>
     <w:p>
@@ -627,10 +606,7 @@
         <w:t xml:space="preserve">IPCC Report</w:t>
       </w:r>
       <w:r>
-        <w:t xml:space="preserve"> </w:t>
-      </w:r>
-      <w:r>
-        <w:t xml:space="preserve">— the summary tables and the downloadable Word report.</w:t>
+        <w:t xml:space="preserve">: the summary tables and the downloadable Word report.</w:t>
       </w:r>
     </w:p>
     <w:p>
@@ -648,7 +624,7 @@
         <w:pStyle w:val="Heading2"/>
       </w:pPr>
       <w:r>
-        <w:t xml:space="preserve">Step 4 — Record your feedback</w:t>
+        <w:t xml:space="preserve">Step 4: Record your feedback</w:t>
       </w:r>
       <w:r>
         <w:t xml:space="preserve"> </w:t>
@@ -734,10 +710,7 @@
         <w:t xml:space="preserve">Tab</w:t>
       </w:r>
       <w:r>
-        <w:t xml:space="preserve"> </w:t>
-      </w:r>
-      <w:r>
-        <w:t xml:space="preserve">— where you saw it (Home, Data Input, QA/QC, …, Contact).</w:t>
+        <w:t xml:space="preserve">: where you saw it (Home, Data Input, QA/QC, …, Contact).</w:t>
       </w:r>
     </w:p>
     <w:p>
@@ -772,10 +745,7 @@
         <w:t xml:space="preserve">Severity</w:t>
       </w:r>
       <w:r>
-        <w:t xml:space="preserve"> </w:t>
-      </w:r>
-      <w:r>
-        <w:t xml:space="preserve">— see the tables below.</w:t>
+        <w:t xml:space="preserve">: see the tables below.</w:t>
       </w:r>
     </w:p>
     <w:p>
@@ -794,10 +764,7 @@
         <w:t xml:space="preserve">Description</w:t>
       </w:r>
       <w:r>
-        <w:t xml:space="preserve"> </w:t>
-      </w:r>
-      <w:r>
-        <w:t xml:space="preserve">— what you observed and what you expected instead.</w:t>
+        <w:t xml:space="preserve">: what you observed and what you expected instead.</w:t>
       </w:r>
     </w:p>
     <w:p>
@@ -816,10 +783,7 @@
         <w:t xml:space="preserve">Suggested fix / comment</w:t>
       </w:r>
       <w:r>
-        <w:t xml:space="preserve"> </w:t>
-      </w:r>
-      <w:r>
-        <w:t xml:space="preserve">— optional; your idea for the right behaviour.</w:t>
+        <w:t xml:space="preserve">: optional; your idea for the right behaviour.</w:t>
       </w:r>
     </w:p>
     <w:p>
@@ -843,7 +807,7 @@
         <w:t xml:space="preserve"> </w:t>
       </w:r>
       <w:r>
-        <w:t xml:space="preserve">column blank — the development team fills that in as items are addressed.</w:t>
+        <w:t xml:space="preserve">column blank: the development team fills that in as items are addressed.</w:t>
       </w:r>
     </w:p>
     <w:tbl>
@@ -941,7 +905,7 @@
               <w:jc w:val="left"/>
             </w:pPr>
             <w:r>
-              <w:t xml:space="preserve">Something is factually wrong — a method, equation, IPCC reference, or number</w:t>
+              <w:t xml:space="preserve">Something is factually wrong: a method, equation, IPCC reference, or number</w:t>
             </w:r>
           </w:p>
         </w:tc>
@@ -1073,7 +1037,7 @@
               <w:jc w:val="left"/>
             </w:pPr>
             <w:r>
-              <w:t xml:space="preserve">Must fix before release — a calculation error or crash</w:t>
+              <w:t xml:space="preserve">Must fix before release: a calculation error or crash</w:t>
             </w:r>
           </w:p>
         </w:tc>
@@ -1103,7 +1067,7 @@
               <w:jc w:val="left"/>
             </w:pPr>
             <w:r>
-              <w:t xml:space="preserve">Should fix before release — a significant accuracy or usability issue</w:t>
+              <w:t xml:space="preserve">Should fix before release: a significant accuracy or usability issue</w:t>
             </w:r>
           </w:p>
         </w:tc>
@@ -1133,7 +1097,7 @@
               <w:jc w:val="left"/>
             </w:pPr>
             <w:r>
-              <w:t xml:space="preserve">Can fix in the next iteration — a minor issue that doesn’t block use</w:t>
+              <w:t xml:space="preserve">Can fix in the next iteration: a minor issue that doesn’t block use</w:t>
             </w:r>
           </w:p>
         </w:tc>
@@ -1163,7 +1127,7 @@
               <w:jc w:val="left"/>
             </w:pPr>
             <w:r>
-              <w:t xml:space="preserve">Nice to have — cosmetic or very minor</w:t>
+              <w:t xml:space="preserve">Nice to have: cosmetic or very minor</w:t>
             </w:r>
           </w:p>
         </w:tc>
@@ -1176,7 +1140,7 @@
         <w:pStyle w:val="Heading2"/>
       </w:pPr>
       <w:r>
-        <w:t xml:space="preserve">Step 5 — Send it back</w:t>
+        <w:t xml:space="preserve">Step 5: Send it back</w:t>
       </w:r>
     </w:p>
     <w:p>
@@ -1227,7 +1191,7 @@
         <w:t xml:space="preserve">M.Lolita@cgiar.org</w:t>
       </w:r>
       <w:r>
-        <w:t xml:space="preserve">. If several people are reviewing, each can send their own file — the</w:t>
+        <w:t xml:space="preserve">. If several people are reviewing, each can send their own file: the</w:t>
       </w:r>
       <w:r>
         <w:t xml:space="preserve"> </w:t>
@@ -1376,10 +1340,7 @@
         <w:t xml:space="preserve">AI Translator</w:t>
       </w:r>
       <w:r>
-        <w:t xml:space="preserve"> </w:t>
-      </w:r>
-      <w:r>
-        <w:t xml:space="preserve">— it is</w:t>
+        <w:t xml:space="preserve">: it is</w:t>
       </w:r>
       <w:r>
         <w:t xml:space="preserve"> </w:t>
@@ -1424,10 +1385,7 @@
         <w:t xml:space="preserve">Be specific</w:t>
       </w:r>
       <w:r>
-        <w:t xml:space="preserve"> </w:t>
-      </w:r>
-      <w:r>
-        <w:t xml:space="preserve">— name the tab and the exact button, table, chart, or text.</w:t>
+        <w:t xml:space="preserve">: name the tab and the exact button, table, chart, or text.</w:t>
       </w:r>
     </w:p>
     <w:p>
@@ -1476,7 +1434,7 @@
         <w:pStyle w:val="FirstParagraph"/>
       </w:pPr>
       <w:r>
-        <w:t xml:space="preserve">Thank you — your review directly shapes what we fix before the tool is released more widely.</w:t>
+        <w:t xml:space="preserve">Thank you: your review directly shapes what we fix before the tool is released more widely.</w:t>
       </w:r>
     </w:p>
     <w:bookmarkEnd w:id="17"/>
@@ -3303,13 +3261,13 @@
 </file>
 
 <file path=customXml/itemProps1.xml><?xml version="1.0" encoding="utf-8"?>
-<ds:datastoreItem xmlns:ds="http://schemas.openxmlformats.org/officeDocument/2006/customXml" ds:itemID="{CADDE604-266F-45C0-8982-D69C50E03909}"/>
+<ds:datastoreItem xmlns:ds="http://schemas.openxmlformats.org/officeDocument/2006/customXml" ds:itemID="{D6F676C1-EE35-4B7C-A691-95CEBA0AE789}"/>
 </file>
 
 <file path=customXml/itemProps2.xml><?xml version="1.0" encoding="utf-8"?>
-<ds:datastoreItem xmlns:ds="http://schemas.openxmlformats.org/officeDocument/2006/customXml" ds:itemID="{AD9CE9BA-12E8-460E-A7F3-86A7B3890780}"/>
+<ds:datastoreItem xmlns:ds="http://schemas.openxmlformats.org/officeDocument/2006/customXml" ds:itemID="{851C6664-EB43-4E1D-B3FC-A4B939FC167A}"/>
 </file>
 
 <file path=customXml/itemProps3.xml><?xml version="1.0" encoding="utf-8"?>
-<ds:datastoreItem xmlns:ds="http://schemas.openxmlformats.org/officeDocument/2006/customXml" ds:itemID="{79554242-2CA9-4869-9453-75D79C08192D}"/>
+<ds:datastoreItem xmlns:ds="http://schemas.openxmlformats.org/officeDocument/2006/customXml" ds:itemID="{7DDD6202-4278-4850-8B6F-88DEFB3BDFD4}"/>
 </file>
--- a/documentation/beta_test/feedback_guide.docx
+++ b/documentation/beta_test/feedback_guide.docx
@@ -1229,37 +1229,23 @@
         </w:numPr>
       </w:pPr>
       <w:r>
-        <w:t xml:space="preserve">The green</w:t>
-      </w:r>
-      <w:r>
-        <w:t xml:space="preserve"> </w:t>
-      </w:r>
-      <w:r>
-        <w:rPr>
-          <w:b/>
-          <w:bCs/>
-        </w:rPr>
-        <w:t xml:space="preserve">“Feedback”</w:t>
-      </w:r>
-      <w:r>
-        <w:rPr>
-          <w:b/>
-          <w:bCs/>
-        </w:rPr>
-        <w:t xml:space="preserve"> </w:t>
-      </w:r>
-      <w:r>
-        <w:rPr>
-          <w:b/>
-          <w:bCs/>
-        </w:rPr>
-        <w:t xml:space="preserve">button</w:t>
-      </w:r>
-      <w:r>
-        <w:t xml:space="preserve"> </w:t>
-      </w:r>
-      <w:r>
-        <w:t xml:space="preserve">at the bottom-right of the app is for quick, one-off bug reports once the tool is in wider use. For this structured review, please use the</w:t>
+        <w:t xml:space="preserve">The</w:t>
+      </w:r>
+      <w:r>
+        <w:t xml:space="preserve"> </w:t>
+      </w:r>
+      <w:r>
+        <w:rPr>
+          <w:b/>
+          <w:bCs/>
+        </w:rPr>
+        <w:t xml:space="preserve">Contact / Feedback tab</w:t>
+      </w:r>
+      <w:r>
+        <w:t xml:space="preserve"> </w:t>
+      </w:r>
+      <w:r>
+        <w:t xml:space="preserve">in the app is for quick, one-off questions and bug reports once the tool is in wider use. For this structured review, please use the</w:t>
       </w:r>
       <w:r>
         <w:t xml:space="preserve"> </w:t>
@@ -3037,237 +3023,4 @@
     </a:ext>
   </a:extLst>
 </a:theme>
-</file>
-
-<file path=customXml/item1.xml><?xml version="1.0" encoding="utf-8"?>
-<ct:contentTypeSchema xmlns:ct="http://schemas.microsoft.com/office/2006/metadata/contentType" xmlns:ma="http://schemas.microsoft.com/office/2006/metadata/properties/metaAttributes" ct:_="" ma:_="" ma:contentTypeName="Document" ma:contentTypeID="0x0101006AAA32E7549EE6449AC68337FF671C5A" ma:contentTypeVersion="12" ma:contentTypeDescription="Create a new document." ma:contentTypeScope="" ma:versionID="5b725368af9e92254b31af2044252fac">
-  <xsd:schema xmlns:xsd="http://www.w3.org/2001/XMLSchema" xmlns:xs="http://www.w3.org/2001/XMLSchema" xmlns:p="http://schemas.microsoft.com/office/2006/metadata/properties" xmlns:ns2="03e19825-731a-404b-84c3-310fff85d1a8" xmlns:ns3="a675dd88-c1ff-478a-b60f-ff004313760b" targetNamespace="http://schemas.microsoft.com/office/2006/metadata/properties" ma:root="true" ma:fieldsID="de1faf0135fd982ba30b50c3b754e7cb" ns2:_="" ns3:_="">
-    <xsd:import namespace="03e19825-731a-404b-84c3-310fff85d1a8"/>
-    <xsd:import namespace="a675dd88-c1ff-478a-b60f-ff004313760b"/>
-    <xsd:element name="properties">
-      <xsd:complexType>
-        <xsd:sequence>
-          <xsd:element name="documentManagement">
-            <xsd:complexType>
-              <xsd:all>
-                <xsd:element ref="ns2:MediaServiceMetadata" minOccurs="0"/>
-                <xsd:element ref="ns2:MediaServiceFastMetadata" minOccurs="0"/>
-                <xsd:element ref="ns2:MediaServiceSearchProperties" minOccurs="0"/>
-                <xsd:element ref="ns2:MediaServiceDateTaken" minOccurs="0"/>
-                <xsd:element ref="ns2:lcf76f155ced4ddcb4097134ff3c332f" minOccurs="0"/>
-                <xsd:element ref="ns3:TaxCatchAll" minOccurs="0"/>
-                <xsd:element ref="ns2:MediaServiceGenerationTime" minOccurs="0"/>
-                <xsd:element ref="ns2:MediaServiceEventHashCode" minOccurs="0"/>
-                <xsd:element ref="ns2:MediaServiceOCR" minOccurs="0"/>
-                <xsd:element ref="ns2:MediaLengthInSeconds" minOccurs="0"/>
-                <xsd:element ref="ns2:MediaServiceLocation" minOccurs="0"/>
-              </xsd:all>
-            </xsd:complexType>
-          </xsd:element>
-        </xsd:sequence>
-      </xsd:complexType>
-    </xsd:element>
-  </xsd:schema>
-  <xsd:schema xmlns:xsd="http://www.w3.org/2001/XMLSchema" xmlns:xs="http://www.w3.org/2001/XMLSchema" xmlns:dms="http://schemas.microsoft.com/office/2006/documentManagement/types" xmlns:pc="http://schemas.microsoft.com/office/infopath/2007/PartnerControls" targetNamespace="03e19825-731a-404b-84c3-310fff85d1a8" elementFormDefault="qualified">
-    <xsd:import namespace="http://schemas.microsoft.com/office/2006/documentManagement/types"/>
-    <xsd:import namespace="http://schemas.microsoft.com/office/infopath/2007/PartnerControls"/>
-    <xsd:element name="MediaServiceMetadata" ma:index="8" nillable="true" ma:displayName="MediaServiceMetadata" ma:hidden="true" ma:internalName="MediaServiceMetadata" ma:readOnly="true">
-      <xsd:simpleType>
-        <xsd:restriction base="dms:Note"/>
-      </xsd:simpleType>
-    </xsd:element>
-    <xsd:element name="MediaServiceFastMetadata" ma:index="9" nillable="true" ma:displayName="MediaServiceFastMetadata" ma:hidden="true" ma:internalName="MediaServiceFastMetadata" ma:readOnly="true">
-      <xsd:simpleType>
-        <xsd:restriction base="dms:Note"/>
-      </xsd:simpleType>
-    </xsd:element>
-    <xsd:element name="MediaServiceSearchProperties" ma:index="10" nillable="true" ma:displayName="MediaServiceSearchProperties" ma:hidden="true" ma:internalName="MediaServiceSearchProperties" ma:readOnly="true">
-      <xsd:simpleType>
-        <xsd:restriction base="dms:Note"/>
-      </xsd:simpleType>
-    </xsd:element>
-    <xsd:element name="MediaServiceDateTaken" ma:index="11" nillable="true" ma:displayName="MediaServiceDateTaken" ma:hidden="true" ma:indexed="true" ma:internalName="MediaServiceDateTaken" ma:readOnly="true">
-      <xsd:simpleType>
-        <xsd:restriction base="dms:Text"/>
-      </xsd:simpleType>
-    </xsd:element>
-    <xsd:element name="lcf76f155ced4ddcb4097134ff3c332f" ma:index="13" nillable="true" ma:taxonomy="true" ma:internalName="lcf76f155ced4ddcb4097134ff3c332f" ma:taxonomyFieldName="MediaServiceImageTags" ma:displayName="Image Tags" ma:readOnly="false" ma:fieldId="{5cf76f15-5ced-4ddc-b409-7134ff3c332f}" ma:taxonomyMulti="true" ma:sspId="41616629-9183-4d38-9e3a-f9db27d53a26" ma:termSetId="09814cd3-568e-fe90-9814-8d621ff8fb84" ma:anchorId="fba54fb3-c3e1-fe81-a776-ca4b69148c4d" ma:open="true" ma:isKeyword="false">
-      <xsd:complexType>
-        <xsd:sequence>
-          <xsd:element ref="pc:Terms" minOccurs="0" maxOccurs="1"/>
-        </xsd:sequence>
-      </xsd:complexType>
-    </xsd:element>
-    <xsd:element name="MediaServiceGenerationTime" ma:index="15" nillable="true" ma:displayName="MediaServiceGenerationTime" ma:hidden="true" ma:internalName="MediaServiceGenerationTime" ma:readOnly="true">
-      <xsd:simpleType>
-        <xsd:restriction base="dms:Text"/>
-      </xsd:simpleType>
-    </xsd:element>
-    <xsd:element name="MediaServiceEventHashCode" ma:index="16" nillable="true" ma:displayName="MediaServiceEventHashCode" ma:hidden="true" ma:internalName="MediaServiceEventHashCode" ma:readOnly="true">
-      <xsd:simpleType>
-        <xsd:restriction base="dms:Text"/>
-      </xsd:simpleType>
-    </xsd:element>
-    <xsd:element name="MediaServiceOCR" ma:index="17" nillable="true" ma:displayName="Extracted Text" ma:internalName="MediaServiceOCR" ma:readOnly="true">
-      <xsd:simpleType>
-        <xsd:restriction base="dms:Note">
-          <xsd:maxLength value="255"/>
-        </xsd:restriction>
-      </xsd:simpleType>
-    </xsd:element>
-    <xsd:element name="MediaLengthInSeconds" ma:index="18" nillable="true" ma:displayName="MediaLengthInSeconds" ma:hidden="true" ma:internalName="MediaLengthInSeconds" ma:readOnly="true">
-      <xsd:simpleType>
-        <xsd:restriction base="dms:Unknown"/>
-      </xsd:simpleType>
-    </xsd:element>
-    <xsd:element name="MediaServiceLocation" ma:index="19" nillable="true" ma:displayName="Location" ma:indexed="true" ma:internalName="MediaServiceLocation" ma:readOnly="true">
-      <xsd:simpleType>
-        <xsd:restriction base="dms:Text"/>
-      </xsd:simpleType>
-    </xsd:element>
-  </xsd:schema>
-  <xsd:schema xmlns:xsd="http://www.w3.org/2001/XMLSchema" xmlns:xs="http://www.w3.org/2001/XMLSchema" xmlns:dms="http://schemas.microsoft.com/office/2006/documentManagement/types" xmlns:pc="http://schemas.microsoft.com/office/infopath/2007/PartnerControls" targetNamespace="a675dd88-c1ff-478a-b60f-ff004313760b" elementFormDefault="qualified">
-    <xsd:import namespace="http://schemas.microsoft.com/office/2006/documentManagement/types"/>
-    <xsd:import namespace="http://schemas.microsoft.com/office/infopath/2007/PartnerControls"/>
-    <xsd:element name="TaxCatchAll" ma:index="14" nillable="true" ma:displayName="Taxonomy Catch All Column" ma:hidden="true" ma:list="{fee70d54-65c2-44e4-aa1e-ee2a67be174e}" ma:internalName="TaxCatchAll" ma:showField="CatchAllData" ma:web="a675dd88-c1ff-478a-b60f-ff004313760b">
-      <xsd:complexType>
-        <xsd:complexContent>
-          <xsd:extension base="dms:MultiChoiceLookup">
-            <xsd:sequence>
-              <xsd:element name="Value" type="dms:Lookup" maxOccurs="unbounded" minOccurs="0" nillable="true"/>
-            </xsd:sequence>
-          </xsd:extension>
-        </xsd:complexContent>
-      </xsd:complexType>
-    </xsd:element>
-  </xsd:schema>
-  <xsd:schema xmlns="http://schemas.openxmlformats.org/package/2006/metadata/core-properties" xmlns:xsd="http://www.w3.org/2001/XMLSchema" xmlns:xsi="http://www.w3.org/2001/XMLSchema-instance" xmlns:dc="http://purl.org/dc/elements/1.1/" xmlns:dcterms="http://purl.org/dc/terms/" xmlns:odoc="http://schemas.microsoft.com/internal/obd" targetNamespace="http://schemas.openxmlformats.org/package/2006/metadata/core-properties" elementFormDefault="qualified" attributeFormDefault="unqualified" blockDefault="#all">
-    <xsd:import namespace="http://purl.org/dc/elements/1.1/" schemaLocation="http://dublincore.org/schemas/xmls/qdc/2003/04/02/dc.xsd"/>
-    <xsd:import namespace="http://purl.org/dc/terms/" schemaLocation="http://dublincore.org/schemas/xmls/qdc/2003/04/02/dcterms.xsd"/>
-    <xsd:element name="coreProperties" type="CT_coreProperties"/>
-    <xsd:complexType name="CT_coreProperties">
-      <xsd:all>
-        <xsd:element ref="dc:creator" minOccurs="0" maxOccurs="1"/>
-        <xsd:element ref="dcterms:created" minOccurs="0" maxOccurs="1"/>
-        <xsd:element ref="dc:identifier" minOccurs="0" maxOccurs="1"/>
-        <xsd:element name="contentType" minOccurs="0" maxOccurs="1" type="xsd:string" ma:index="0" ma:displayName="Content Type"/>
-        <xsd:element ref="dc:title" minOccurs="0" maxOccurs="1" ma:index="4" ma:displayName="Title"/>
-        <xsd:element ref="dc:subject" minOccurs="0" maxOccurs="1"/>
-        <xsd:element ref="dc:description" minOccurs="0" maxOccurs="1"/>
-        <xsd:element name="keywords" minOccurs="0" maxOccurs="1" type="xsd:string"/>
-        <xsd:element ref="dc:language" minOccurs="0" maxOccurs="1"/>
-        <xsd:element name="category" minOccurs="0" maxOccurs="1" type="xsd:string"/>
-        <xsd:element name="version" minOccurs="0" maxOccurs="1" type="xsd:string"/>
-        <xsd:element name="revision" minOccurs="0" maxOccurs="1" type="xsd:string">
-          <xsd:annotation>
-            <xsd:documentation>
-                        This value indicates the number of saves or revisions. The application is responsible for updating this value after each revision.
-                    </xsd:documentation>
-          </xsd:annotation>
-        </xsd:element>
-        <xsd:element name="lastModifiedBy" minOccurs="0" maxOccurs="1" type="xsd:string"/>
-        <xsd:element ref="dcterms:modified" minOccurs="0" maxOccurs="1"/>
-        <xsd:element name="contentStatus" minOccurs="0" maxOccurs="1" type="xsd:string"/>
-      </xsd:all>
-    </xsd:complexType>
-  </xsd:schema>
-  <xs:schema xmlns:pc="http://schemas.microsoft.com/office/infopath/2007/PartnerControls" xmlns:xs="http://www.w3.org/2001/XMLSchema" targetNamespace="http://schemas.microsoft.com/office/infopath/2007/PartnerControls" elementFormDefault="qualified" attributeFormDefault="unqualified">
-    <xs:element name="Person">
-      <xs:complexType>
-        <xs:sequence>
-          <xs:element ref="pc:DisplayName" minOccurs="0"/>
-          <xs:element ref="pc:AccountId" minOccurs="0"/>
-          <xs:element ref="pc:AccountType" minOccurs="0"/>
-        </xs:sequence>
-      </xs:complexType>
-    </xs:element>
-    <xs:element name="DisplayName" type="xs:string"/>
-    <xs:element name="AccountId" type="xs:string"/>
-    <xs:element name="AccountType" type="xs:string"/>
-    <xs:element name="BDCAssociatedEntity">
-      <xs:complexType>
-        <xs:sequence>
-          <xs:element ref="pc:BDCEntity" minOccurs="0" maxOccurs="unbounded"/>
-        </xs:sequence>
-        <xs:attribute ref="pc:EntityNamespace"/>
-        <xs:attribute ref="pc:EntityName"/>
-        <xs:attribute ref="pc:SystemInstanceName"/>
-        <xs:attribute ref="pc:AssociationName"/>
-      </xs:complexType>
-    </xs:element>
-    <xs:attribute name="EntityNamespace" type="xs:string"/>
-    <xs:attribute name="EntityName" type="xs:string"/>
-    <xs:attribute name="SystemInstanceName" type="xs:string"/>
-    <xs:attribute name="AssociationName" type="xs:string"/>
-    <xs:element name="BDCEntity">
-      <xs:complexType>
-        <xs:sequence>
-          <xs:element ref="pc:EntityDisplayName" minOccurs="0"/>
-          <xs:element ref="pc:EntityInstanceReference" minOccurs="0"/>
-          <xs:element ref="pc:EntityId1" minOccurs="0"/>
-          <xs:element ref="pc:EntityId2" minOccurs="0"/>
-          <xs:element ref="pc:EntityId3" minOccurs="0"/>
-          <xs:element ref="pc:EntityId4" minOccurs="0"/>
-          <xs:element ref="pc:EntityId5" minOccurs="0"/>
-        </xs:sequence>
-      </xs:complexType>
-    </xs:element>
-    <xs:element name="EntityDisplayName" type="xs:string"/>
-    <xs:element name="EntityInstanceReference" type="xs:string"/>
-    <xs:element name="EntityId1" type="xs:string"/>
-    <xs:element name="EntityId2" type="xs:string"/>
-    <xs:element name="EntityId3" type="xs:string"/>
-    <xs:element name="EntityId4" type="xs:string"/>
-    <xs:element name="EntityId5" type="xs:string"/>
-    <xs:element name="Terms">
-      <xs:complexType>
-        <xs:sequence>
-          <xs:element ref="pc:TermInfo" minOccurs="0" maxOccurs="unbounded"/>
-        </xs:sequence>
-      </xs:complexType>
-    </xs:element>
-    <xs:element name="TermInfo">
-      <xs:complexType>
-        <xs:sequence>
-          <xs:element ref="pc:TermName" minOccurs="0"/>
-          <xs:element ref="pc:TermId" minOccurs="0"/>
-        </xs:sequence>
-      </xs:complexType>
-    </xs:element>
-    <xs:element name="TermName" type="xs:string"/>
-    <xs:element name="TermId" type="xs:string"/>
-  </xs:schema>
-</ct:contentTypeSchema>
-</file>
-
-<file path=customXml/item2.xml><?xml version="1.0" encoding="utf-8"?>
-<?mso-contentType ?>
-<FormTemplates xmlns="http://schemas.microsoft.com/sharepoint/v3/contenttype/forms">
-  <Display>DocumentLibraryForm</Display>
-  <Edit>DocumentLibraryForm</Edit>
-  <New>DocumentLibraryForm</New>
-</FormTemplates>
-</file>
-
-<file path=customXml/item3.xml><?xml version="1.0" encoding="utf-8"?>
-<p:properties xmlns:p="http://schemas.microsoft.com/office/2006/metadata/properties" xmlns:xsi="http://www.w3.org/2001/XMLSchema-instance" xmlns:pc="http://schemas.microsoft.com/office/infopath/2007/PartnerControls">
-  <documentManagement>
-    <lcf76f155ced4ddcb4097134ff3c332f xmlns="03e19825-731a-404b-84c3-310fff85d1a8">
-      <Terms xmlns="http://schemas.microsoft.com/office/infopath/2007/PartnerControls"/>
-    </lcf76f155ced4ddcb4097134ff3c332f>
-    <TaxCatchAll xmlns="a675dd88-c1ff-478a-b60f-ff004313760b" xsi:nil="true"/>
-  </documentManagement>
-</p:properties>
-</file>
-
-<file path=customXml/itemProps1.xml><?xml version="1.0" encoding="utf-8"?>
-<ds:datastoreItem xmlns:ds="http://schemas.openxmlformats.org/officeDocument/2006/customXml" ds:itemID="{D6F676C1-EE35-4B7C-A691-95CEBA0AE789}"/>
-</file>
-
-<file path=customXml/itemProps2.xml><?xml version="1.0" encoding="utf-8"?>
-<ds:datastoreItem xmlns:ds="http://schemas.openxmlformats.org/officeDocument/2006/customXml" ds:itemID="{851C6664-EB43-4E1D-B3FC-A4B939FC167A}"/>
-</file>
-
-<file path=customXml/itemProps3.xml><?xml version="1.0" encoding="utf-8"?>
-<ds:datastoreItem xmlns:ds="http://schemas.openxmlformats.org/officeDocument/2006/customXml" ds:itemID="{7DDD6202-4278-4850-8B6F-88DEFB3BDFD4}"/>
 </file>
--- a/documentation/beta_test/feedback_guide.docx
+++ b/documentation/beta_test/feedback_guide.docx
@@ -3023,4 +3023,237 @@
     </a:ext>
   </a:extLst>
 </a:theme>
+</file>
+
+<file path=customXml/item1.xml><?xml version="1.0" encoding="utf-8"?>
+<ct:contentTypeSchema xmlns:ct="http://schemas.microsoft.com/office/2006/metadata/contentType" xmlns:ma="http://schemas.microsoft.com/office/2006/metadata/properties/metaAttributes" ct:_="" ma:_="" ma:contentTypeName="Document" ma:contentTypeID="0x0101006AAA32E7549EE6449AC68337FF671C5A" ma:contentTypeVersion="12" ma:contentTypeDescription="Create a new document." ma:contentTypeScope="" ma:versionID="5b725368af9e92254b31af2044252fac">
+  <xsd:schema xmlns:xsd="http://www.w3.org/2001/XMLSchema" xmlns:xs="http://www.w3.org/2001/XMLSchema" xmlns:p="http://schemas.microsoft.com/office/2006/metadata/properties" xmlns:ns2="03e19825-731a-404b-84c3-310fff85d1a8" xmlns:ns3="a675dd88-c1ff-478a-b60f-ff004313760b" targetNamespace="http://schemas.microsoft.com/office/2006/metadata/properties" ma:root="true" ma:fieldsID="de1faf0135fd982ba30b50c3b754e7cb" ns2:_="" ns3:_="">
+    <xsd:import namespace="03e19825-731a-404b-84c3-310fff85d1a8"/>
+    <xsd:import namespace="a675dd88-c1ff-478a-b60f-ff004313760b"/>
+    <xsd:element name="properties">
+      <xsd:complexType>
+        <xsd:sequence>
+          <xsd:element name="documentManagement">
+            <xsd:complexType>
+              <xsd:all>
+                <xsd:element ref="ns2:MediaServiceMetadata" minOccurs="0"/>
+                <xsd:element ref="ns2:MediaServiceFastMetadata" minOccurs="0"/>
+                <xsd:element ref="ns2:MediaServiceSearchProperties" minOccurs="0"/>
+                <xsd:element ref="ns2:MediaServiceDateTaken" minOccurs="0"/>
+                <xsd:element ref="ns2:lcf76f155ced4ddcb4097134ff3c332f" minOccurs="0"/>
+                <xsd:element ref="ns3:TaxCatchAll" minOccurs="0"/>
+                <xsd:element ref="ns2:MediaServiceGenerationTime" minOccurs="0"/>
+                <xsd:element ref="ns2:MediaServiceEventHashCode" minOccurs="0"/>
+                <xsd:element ref="ns2:MediaServiceOCR" minOccurs="0"/>
+                <xsd:element ref="ns2:MediaLengthInSeconds" minOccurs="0"/>
+                <xsd:element ref="ns2:MediaServiceLocation" minOccurs="0"/>
+              </xsd:all>
+            </xsd:complexType>
+          </xsd:element>
+        </xsd:sequence>
+      </xsd:complexType>
+    </xsd:element>
+  </xsd:schema>
+  <xsd:schema xmlns:xsd="http://www.w3.org/2001/XMLSchema" xmlns:xs="http://www.w3.org/2001/XMLSchema" xmlns:dms="http://schemas.microsoft.com/office/2006/documentManagement/types" xmlns:pc="http://schemas.microsoft.com/office/infopath/2007/PartnerControls" targetNamespace="03e19825-731a-404b-84c3-310fff85d1a8" elementFormDefault="qualified">
+    <xsd:import namespace="http://schemas.microsoft.com/office/2006/documentManagement/types"/>
+    <xsd:import namespace="http://schemas.microsoft.com/office/infopath/2007/PartnerControls"/>
+    <xsd:element name="MediaServiceMetadata" ma:index="8" nillable="true" ma:displayName="MediaServiceMetadata" ma:hidden="true" ma:internalName="MediaServiceMetadata" ma:readOnly="true">
+      <xsd:simpleType>
+        <xsd:restriction base="dms:Note"/>
+      </xsd:simpleType>
+    </xsd:element>
+    <xsd:element name="MediaServiceFastMetadata" ma:index="9" nillable="true" ma:displayName="MediaServiceFastMetadata" ma:hidden="true" ma:internalName="MediaServiceFastMetadata" ma:readOnly="true">
+      <xsd:simpleType>
+        <xsd:restriction base="dms:Note"/>
+      </xsd:simpleType>
+    </xsd:element>
+    <xsd:element name="MediaServiceSearchProperties" ma:index="10" nillable="true" ma:displayName="MediaServiceSearchProperties" ma:hidden="true" ma:internalName="MediaServiceSearchProperties" ma:readOnly="true">
+      <xsd:simpleType>
+        <xsd:restriction base="dms:Note"/>
+      </xsd:simpleType>
+    </xsd:element>
+    <xsd:element name="MediaServiceDateTaken" ma:index="11" nillable="true" ma:displayName="MediaServiceDateTaken" ma:hidden="true" ma:indexed="true" ma:internalName="MediaServiceDateTaken" ma:readOnly="true">
+      <xsd:simpleType>
+        <xsd:restriction base="dms:Text"/>
+      </xsd:simpleType>
+    </xsd:element>
+    <xsd:element name="lcf76f155ced4ddcb4097134ff3c332f" ma:index="13" nillable="true" ma:taxonomy="true" ma:internalName="lcf76f155ced4ddcb4097134ff3c332f" ma:taxonomyFieldName="MediaServiceImageTags" ma:displayName="Image Tags" ma:readOnly="false" ma:fieldId="{5cf76f15-5ced-4ddc-b409-7134ff3c332f}" ma:taxonomyMulti="true" ma:sspId="41616629-9183-4d38-9e3a-f9db27d53a26" ma:termSetId="09814cd3-568e-fe90-9814-8d621ff8fb84" ma:anchorId="fba54fb3-c3e1-fe81-a776-ca4b69148c4d" ma:open="true" ma:isKeyword="false">
+      <xsd:complexType>
+        <xsd:sequence>
+          <xsd:element ref="pc:Terms" minOccurs="0" maxOccurs="1"/>
+        </xsd:sequence>
+      </xsd:complexType>
+    </xsd:element>
+    <xsd:element name="MediaServiceGenerationTime" ma:index="15" nillable="true" ma:displayName="MediaServiceGenerationTime" ma:hidden="true" ma:internalName="MediaServiceGenerationTime" ma:readOnly="true">
+      <xsd:simpleType>
+        <xsd:restriction base="dms:Text"/>
+      </xsd:simpleType>
+    </xsd:element>
+    <xsd:element name="MediaServiceEventHashCode" ma:index="16" nillable="true" ma:displayName="MediaServiceEventHashCode" ma:hidden="true" ma:internalName="MediaServiceEventHashCode" ma:readOnly="true">
+      <xsd:simpleType>
+        <xsd:restriction base="dms:Text"/>
+      </xsd:simpleType>
+    </xsd:element>
+    <xsd:element name="MediaServiceOCR" ma:index="17" nillable="true" ma:displayName="Extracted Text" ma:internalName="MediaServiceOCR" ma:readOnly="true">
+      <xsd:simpleType>
+        <xsd:restriction base="dms:Note">
+          <xsd:maxLength value="255"/>
+        </xsd:restriction>
+      </xsd:simpleType>
+    </xsd:element>
+    <xsd:element name="MediaLengthInSeconds" ma:index="18" nillable="true" ma:displayName="MediaLengthInSeconds" ma:hidden="true" ma:internalName="MediaLengthInSeconds" ma:readOnly="true">
+      <xsd:simpleType>
+        <xsd:restriction base="dms:Unknown"/>
+      </xsd:simpleType>
+    </xsd:element>
+    <xsd:element name="MediaServiceLocation" ma:index="19" nillable="true" ma:displayName="Location" ma:indexed="true" ma:internalName="MediaServiceLocation" ma:readOnly="true">
+      <xsd:simpleType>
+        <xsd:restriction base="dms:Text"/>
+      </xsd:simpleType>
+    </xsd:element>
+  </xsd:schema>
+  <xsd:schema xmlns:xsd="http://www.w3.org/2001/XMLSchema" xmlns:xs="http://www.w3.org/2001/XMLSchema" xmlns:dms="http://schemas.microsoft.com/office/2006/documentManagement/types" xmlns:pc="http://schemas.microsoft.com/office/infopath/2007/PartnerControls" targetNamespace="a675dd88-c1ff-478a-b60f-ff004313760b" elementFormDefault="qualified">
+    <xsd:import namespace="http://schemas.microsoft.com/office/2006/documentManagement/types"/>
+    <xsd:import namespace="http://schemas.microsoft.com/office/infopath/2007/PartnerControls"/>
+    <xsd:element name="TaxCatchAll" ma:index="14" nillable="true" ma:displayName="Taxonomy Catch All Column" ma:hidden="true" ma:list="{fee70d54-65c2-44e4-aa1e-ee2a67be174e}" ma:internalName="TaxCatchAll" ma:showField="CatchAllData" ma:web="a675dd88-c1ff-478a-b60f-ff004313760b">
+      <xsd:complexType>
+        <xsd:complexContent>
+          <xsd:extension base="dms:MultiChoiceLookup">
+            <xsd:sequence>
+              <xsd:element name="Value" type="dms:Lookup" maxOccurs="unbounded" minOccurs="0" nillable="true"/>
+            </xsd:sequence>
+          </xsd:extension>
+        </xsd:complexContent>
+      </xsd:complexType>
+    </xsd:element>
+  </xsd:schema>
+  <xsd:schema xmlns="http://schemas.openxmlformats.org/package/2006/metadata/core-properties" xmlns:xsd="http://www.w3.org/2001/XMLSchema" xmlns:xsi="http://www.w3.org/2001/XMLSchema-instance" xmlns:dc="http://purl.org/dc/elements/1.1/" xmlns:dcterms="http://purl.org/dc/terms/" xmlns:odoc="http://schemas.microsoft.com/internal/obd" targetNamespace="http://schemas.openxmlformats.org/package/2006/metadata/core-properties" elementFormDefault="qualified" attributeFormDefault="unqualified" blockDefault="#all">
+    <xsd:import namespace="http://purl.org/dc/elements/1.1/" schemaLocation="http://dublincore.org/schemas/xmls/qdc/2003/04/02/dc.xsd"/>
+    <xsd:import namespace="http://purl.org/dc/terms/" schemaLocation="http://dublincore.org/schemas/xmls/qdc/2003/04/02/dcterms.xsd"/>
+    <xsd:element name="coreProperties" type="CT_coreProperties"/>
+    <xsd:complexType name="CT_coreProperties">
+      <xsd:all>
+        <xsd:element ref="dc:creator" minOccurs="0" maxOccurs="1"/>
+        <xsd:element ref="dcterms:created" minOccurs="0" maxOccurs="1"/>
+        <xsd:element ref="dc:identifier" minOccurs="0" maxOccurs="1"/>
+        <xsd:element name="contentType" minOccurs="0" maxOccurs="1" type="xsd:string" ma:index="0" ma:displayName="Content Type"/>
+        <xsd:element ref="dc:title" minOccurs="0" maxOccurs="1" ma:index="4" ma:displayName="Title"/>
+        <xsd:element ref="dc:subject" minOccurs="0" maxOccurs="1"/>
+        <xsd:element ref="dc:description" minOccurs="0" maxOccurs="1"/>
+        <xsd:element name="keywords" minOccurs="0" maxOccurs="1" type="xsd:string"/>
+        <xsd:element ref="dc:language" minOccurs="0" maxOccurs="1"/>
+        <xsd:element name="category" minOccurs="0" maxOccurs="1" type="xsd:string"/>
+        <xsd:element name="version" minOccurs="0" maxOccurs="1" type="xsd:string"/>
+        <xsd:element name="revision" minOccurs="0" maxOccurs="1" type="xsd:string">
+          <xsd:annotation>
+            <xsd:documentation>
+                        This value indicates the number of saves or revisions. The application is responsible for updating this value after each revision.
+                    </xsd:documentation>
+          </xsd:annotation>
+        </xsd:element>
+        <xsd:element name="lastModifiedBy" minOccurs="0" maxOccurs="1" type="xsd:string"/>
+        <xsd:element ref="dcterms:modified" minOccurs="0" maxOccurs="1"/>
+        <xsd:element name="contentStatus" minOccurs="0" maxOccurs="1" type="xsd:string"/>
+      </xsd:all>
+    </xsd:complexType>
+  </xsd:schema>
+  <xs:schema xmlns:pc="http://schemas.microsoft.com/office/infopath/2007/PartnerControls" xmlns:xs="http://www.w3.org/2001/XMLSchema" targetNamespace="http://schemas.microsoft.com/office/infopath/2007/PartnerControls" elementFormDefault="qualified" attributeFormDefault="unqualified">
+    <xs:element name="Person">
+      <xs:complexType>
+        <xs:sequence>
+          <xs:element ref="pc:DisplayName" minOccurs="0"/>
+          <xs:element ref="pc:AccountId" minOccurs="0"/>
+          <xs:element ref="pc:AccountType" minOccurs="0"/>
+        </xs:sequence>
+      </xs:complexType>
+    </xs:element>
+    <xs:element name="DisplayName" type="xs:string"/>
+    <xs:element name="AccountId" type="xs:string"/>
+    <xs:element name="AccountType" type="xs:string"/>
+    <xs:element name="BDCAssociatedEntity">
+      <xs:complexType>
+        <xs:sequence>
+          <xs:element ref="pc:BDCEntity" minOccurs="0" maxOccurs="unbounded"/>
+        </xs:sequence>
+        <xs:attribute ref="pc:EntityNamespace"/>
+        <xs:attribute ref="pc:EntityName"/>
+        <xs:attribute ref="pc:SystemInstanceName"/>
+        <xs:attribute ref="pc:AssociationName"/>
+      </xs:complexType>
+    </xs:element>
+    <xs:attribute name="EntityNamespace" type="xs:string"/>
+    <xs:attribute name="EntityName" type="xs:string"/>
+    <xs:attribute name="SystemInstanceName" type="xs:string"/>
+    <xs:attribute name="AssociationName" type="xs:string"/>
+    <xs:element name="BDCEntity">
+      <xs:complexType>
+        <xs:sequence>
+          <xs:element ref="pc:EntityDisplayName" minOccurs="0"/>
+          <xs:element ref="pc:EntityInstanceReference" minOccurs="0"/>
+          <xs:element ref="pc:EntityId1" minOccurs="0"/>
+          <xs:element ref="pc:EntityId2" minOccurs="0"/>
+          <xs:element ref="pc:EntityId3" minOccurs="0"/>
+          <xs:element ref="pc:EntityId4" minOccurs="0"/>
+          <xs:element ref="pc:EntityId5" minOccurs="0"/>
+        </xs:sequence>
+      </xs:complexType>
+    </xs:element>
+    <xs:element name="EntityDisplayName" type="xs:string"/>
+    <xs:element name="EntityInstanceReference" type="xs:string"/>
+    <xs:element name="EntityId1" type="xs:string"/>
+    <xs:element name="EntityId2" type="xs:string"/>
+    <xs:element name="EntityId3" type="xs:string"/>
+    <xs:element name="EntityId4" type="xs:string"/>
+    <xs:element name="EntityId5" type="xs:string"/>
+    <xs:element name="Terms">
+      <xs:complexType>
+        <xs:sequence>
+          <xs:element ref="pc:TermInfo" minOccurs="0" maxOccurs="unbounded"/>
+        </xs:sequence>
+      </xs:complexType>
+    </xs:element>
+    <xs:element name="TermInfo">
+      <xs:complexType>
+        <xs:sequence>
+          <xs:element ref="pc:TermName" minOccurs="0"/>
+          <xs:element ref="pc:TermId" minOccurs="0"/>
+        </xs:sequence>
+      </xs:complexType>
+    </xs:element>
+    <xs:element name="TermName" type="xs:string"/>
+    <xs:element name="TermId" type="xs:string"/>
+  </xs:schema>
+</ct:contentTypeSchema>
+</file>
+
+<file path=customXml/item2.xml><?xml version="1.0" encoding="utf-8"?>
+<?mso-contentType ?>
+<FormTemplates xmlns="http://schemas.microsoft.com/sharepoint/v3/contenttype/forms">
+  <Display>DocumentLibraryForm</Display>
+  <Edit>DocumentLibraryForm</Edit>
+  <New>DocumentLibraryForm</New>
+</FormTemplates>
+</file>
+
+<file path=customXml/item3.xml><?xml version="1.0" encoding="utf-8"?>
+<p:properties xmlns:p="http://schemas.microsoft.com/office/2006/metadata/properties" xmlns:xsi="http://www.w3.org/2001/XMLSchema-instance" xmlns:pc="http://schemas.microsoft.com/office/infopath/2007/PartnerControls">
+  <documentManagement>
+    <lcf76f155ced4ddcb4097134ff3c332f xmlns="03e19825-731a-404b-84c3-310fff85d1a8">
+      <Terms xmlns="http://schemas.microsoft.com/office/infopath/2007/PartnerControls"/>
+    </lcf76f155ced4ddcb4097134ff3c332f>
+    <TaxCatchAll xmlns="a675dd88-c1ff-478a-b60f-ff004313760b" xsi:nil="true"/>
+  </documentManagement>
+</p:properties>
+</file>
+
+<file path=customXml/itemProps1.xml><?xml version="1.0" encoding="utf-8"?>
+<ds:datastoreItem xmlns:ds="http://schemas.openxmlformats.org/officeDocument/2006/customXml" ds:itemID="{E19D1D39-70EB-4EA5-84BF-71C1E16AD11C}"/>
+</file>
+
+<file path=customXml/itemProps2.xml><?xml version="1.0" encoding="utf-8"?>
+<ds:datastoreItem xmlns:ds="http://schemas.openxmlformats.org/officeDocument/2006/customXml" ds:itemID="{668CDC8A-1CD0-41DE-B5A2-54EFD0908E58}"/>
+</file>
+
+<file path=customXml/itemProps3.xml><?xml version="1.0" encoding="utf-8"?>
+<ds:datastoreItem xmlns:ds="http://schemas.openxmlformats.org/officeDocument/2006/customXml" ds:itemID="{630E2726-403A-4157-BD11-5F5480762B74}"/>
 </file>